--- a/materialien/Welt0_Akademie/2_Arbeitsblaetter/AQ_W0_AB4_Zauberschule_Methoden.docx
+++ b/materialien/Welt0_Akademie/2_Arbeitsblaetter/AQ_W0_AB4_Zauberschule_Methoden.docx
@@ -10599,6 +10599,15 @@
                     </w:rPr>
                     <w:t xml:space="preserve">    int summe = 0;</w:t>
                   </w:r>
+                  <w:r>
+                    <w:rPr>
+                      <w:rFonts w:ascii="Consolas" w:cs="Consolas" w:eastAsia="Consolas" w:hAnsi="Consolas"/>
+                      <w:color w:val="5F7F5F"/>
+                      <w:sz w:val="16"/>
+                      <w:szCs w:val="16"/>
+                    </w:rPr>
+                    <w:t xml:space="preserve">   // → Tabellenzeile (Startwerte)</w:t>
+                  </w:r>
                 </w:p>
                 <w:p>
                   <w:pPr>
@@ -10630,6 +10639,15 @@
                       <w:szCs w:val="16"/>
                     </w:rPr>
                     <w:t xml:space="preserve">        summe = summe + quadrat(i);</w:t>
+                  </w:r>
+                  <w:r>
+                    <w:rPr>
+                      <w:rFonts w:ascii="Consolas" w:cs="Consolas" w:eastAsia="Consolas" w:hAnsi="Consolas"/>
+                      <w:color w:val="5F7F5F"/>
+                      <w:sz w:val="16"/>
+                      <w:szCs w:val="16"/>
+                    </w:rPr>
+                    <w:t xml:space="preserve">   // → Tabellenzeile</w:t>
                   </w:r>
                 </w:p>
                 <w:p>
@@ -10784,7 +10802,7 @@
           <w:sz w:val="22"/>
           <w:szCs w:val="22"/>
         </w:rPr>
-        <w:t xml:space="preserve"> – eine Zeile pro Aufruf der Hilfsmethode:</w:t>
+        <w:t xml:space="preserve"> – eine Zeile an jeder mit „// → Tabellenzeile“ markierten Stelle (vor der Schleife und bei jedem Aufruf der Hilfsmethode):</w:t>
       </w:r>
     </w:p>
     <w:tbl>
@@ -11969,6 +11987,15 @@
               </w:rPr>
               <w:t xml:space="preserve">    int summe = 0;</w:t>
             </w:r>
+            <w:r>
+              <w:rPr>
+                <w:rFonts w:ascii="Consolas" w:cs="Consolas" w:eastAsia="Consolas" w:hAnsi="Consolas"/>
+                <w:color w:val="5F7F5F"/>
+                <w:sz w:val="17"/>
+                <w:szCs w:val="17"/>
+              </w:rPr>
+              <w:t xml:space="preserve">   // → Tabellenzeile (Startwerte)</w:t>
+            </w:r>
           </w:p>
           <w:p>
             <w:pPr>
@@ -12018,6 +12045,15 @@
                 <w:szCs w:val="17"/>
               </w:rPr>
               <w:t xml:space="preserve">        summe = summe + runenwert(s.charAt(i));</w:t>
+            </w:r>
+            <w:r>
+              <w:rPr>
+                <w:rFonts w:ascii="Consolas" w:cs="Consolas" w:eastAsia="Consolas" w:hAnsi="Consolas"/>
+                <w:color w:val="5F7F5F"/>
+                <w:sz w:val="17"/>
+                <w:szCs w:val="17"/>
+              </w:rPr>
+              <w:t xml:space="preserve">   // → Tabellenzeile</w:t>
             </w:r>
           </w:p>
           <w:p>
@@ -12193,7 +12229,7 @@
                 <w:sz w:val="22"/>
                 <w:szCs w:val="22"/>
               </w:rPr>
-              <w:t xml:space="preserve">: erste Zeile vor der Schleife, dann eine Zeile pro Aufruf von runenwert. Gib den Rückgabewert an.</w:t>
+              <w:t xml:space="preserve">: eine Zeile an jeder mit „// → Tabellenzeile“ markierten Stelle (vor der Schleife und bei jedem Aufruf von runenwert). Gib den Rückgabewert an.</w:t>
             </w:r>
           </w:p>
         </w:tc>

--- a/materialien/Welt0_Akademie/2_Arbeitsblaetter/AQ_W0_AB4_Zauberschule_Methoden.docx
+++ b/materialien/Welt0_Akademie/2_Arbeitsblaetter/AQ_W0_AB4_Zauberschule_Methoden.docx
@@ -122,6 +122,31 @@
                 <w:szCs w:val="20"/>
               </w:rPr>
               <w:t xml:space="preserve">   ·   Teil 1 in DS 4, Teil 2 in DS 5</w:t>
+            </w:r>
+          </w:p>
+          <w:p>
+            <w:pPr>
+              <w:spacing w:after="0"/>
+            </w:pPr>
+            <w:r>
+              <w:rPr>
+                <w:rFonts w:ascii="Calibri" w:cs="Calibri" w:eastAsia="Calibri" w:hAnsi="Calibri"/>
+                <w:b/>
+                <w:bCs/>
+                <w:sz w:val="20"/>
+                <w:szCs w:val="20"/>
+                <w:color w:val="548235"/>
+              </w:rPr>
+              <w:t xml:space="preserve">Niveau (KC 2017):</w:t>
+            </w:r>
+            <w:r>
+              <w:rPr>
+                <w:rFonts w:ascii="Calibri" w:cs="Calibri" w:eastAsia="Calibri" w:hAnsi="Calibri"/>
+                <w:sz w:val="20"/>
+                <w:szCs w:val="20"/>
+                <w:color w:val="548235"/>
+              </w:rPr>
+              <w:t xml:space="preserve"> Grund- und Leistungskurs (gA und eA)</w:t>
             </w:r>
           </w:p>
         </w:tc>
